--- a/Dokumentációk/20251119_Algoritmus_MagyarMárk_NagyHuba.docx
+++ b/Dokumentációk/20251119_Algoritmus_MagyarMárk_NagyHuba.docx
@@ -1,6 +1,6 @@
 
 <file path=word/document.xml><?xml version="1.0" encoding="utf-8"?>
-<w:document xmlns:wpc="http://schemas.microsoft.com/office/word/2010/wordprocessingCanvas" xmlns:cx="http://schemas.microsoft.com/office/drawing/2014/chartex" xmlns:cx1="http://schemas.microsoft.com/office/drawing/2015/9/8/chartex" xmlns:cx2="http://schemas.microsoft.com/office/drawing/2015/10/21/chartex" xmlns:cx3="http://schemas.microsoft.com/office/drawing/2016/5/9/chartex" xmlns:cx4="http://schemas.microsoft.com/office/drawing/2016/5/10/chartex" xmlns:cx5="http://schemas.microsoft.com/office/drawing/2016/5/11/chartex" xmlns:cx6="http://schemas.microsoft.com/office/drawing/2016/5/12/chartex" xmlns:cx7="http://schemas.microsoft.com/office/drawing/2016/5/13/chartex" xmlns:cx8="http://schemas.microsoft.com/office/drawing/2016/5/14/chartex" xmlns:mc="http://schemas.openxmlformats.org/markup-compatibility/2006" xmlns:aink="http://schemas.microsoft.com/office/drawing/2016/ink" xmlns:am3d="http://schemas.microsoft.com/office/drawing/2017/model3d" xmlns:o="urn:schemas-microsoft-com:office:office" xmlns:r="http://schemas.openxmlformats.org/officeDocument/2006/relationships" xmlns:m="http://schemas.openxmlformats.org/officeDocument/2006/math" xmlns:v="urn:schemas-microsoft-com:vml" xmlns:wp14="http://schemas.microsoft.com/office/word/2010/wordprocessingDrawing" xmlns:wp="http://schemas.openxmlformats.org/drawingml/2006/wordprocessingDrawing" xmlns:w10="urn:schemas-microsoft-com:office:word" xmlns:w="http://schemas.openxmlformats.org/wordprocessingml/2006/main" xmlns:w14="http://schemas.microsoft.com/office/word/2010/wordml" xmlns:w15="http://schemas.microsoft.com/office/word/2012/wordml" xmlns:w16cex="http://schemas.microsoft.com/office/word/2018/wordml/cex" xmlns:w16cid="http://schemas.microsoft.com/office/word/2016/wordml/cid" xmlns:w16="http://schemas.microsoft.com/office/word/2018/wordml" xmlns:w16sdtdh="http://schemas.microsoft.com/office/word/2020/wordml/sdtdatahash" xmlns:w16se="http://schemas.microsoft.com/office/word/2015/wordml/symex" xmlns:wpg="http://schemas.microsoft.com/office/word/2010/wordprocessingGroup" xmlns:wpi="http://schemas.microsoft.com/office/word/2010/wordprocessingInk" xmlns:wne="http://schemas.microsoft.com/office/word/2006/wordml" xmlns:wps="http://schemas.microsoft.com/office/word/2010/wordprocessingShape" mc:Ignorable="w14 w15 w16se w16cid w16 w16cex w16sdtdh wp14">
+<w:document xmlns:wpc="http://schemas.microsoft.com/office/word/2010/wordprocessingCanvas" xmlns:cx="http://schemas.microsoft.com/office/drawing/2014/chartex" xmlns:cx1="http://schemas.microsoft.com/office/drawing/2015/9/8/chartex" xmlns:cx2="http://schemas.microsoft.com/office/drawing/2015/10/21/chartex" xmlns:cx3="http://schemas.microsoft.com/office/drawing/2016/5/9/chartex" xmlns:cx4="http://schemas.microsoft.com/office/drawing/2016/5/10/chartex" xmlns:cx5="http://schemas.microsoft.com/office/drawing/2016/5/11/chartex" xmlns:cx6="http://schemas.microsoft.com/office/drawing/2016/5/12/chartex" xmlns:cx7="http://schemas.microsoft.com/office/drawing/2016/5/13/chartex" xmlns:cx8="http://schemas.microsoft.com/office/drawing/2016/5/14/chartex" xmlns:mc="http://schemas.openxmlformats.org/markup-compatibility/2006" xmlns:aink="http://schemas.microsoft.com/office/drawing/2016/ink" xmlns:am3d="http://schemas.microsoft.com/office/drawing/2017/model3d" xmlns:o="urn:schemas-microsoft-com:office:office" xmlns:oel="http://schemas.microsoft.com/office/2019/extlst" xmlns:r="http://schemas.openxmlformats.org/officeDocument/2006/relationships" xmlns:m="http://schemas.openxmlformats.org/officeDocument/2006/math" xmlns:v="urn:schemas-microsoft-com:vml" xmlns:wp14="http://schemas.microsoft.com/office/word/2010/wordprocessingDrawing" xmlns:wp="http://schemas.openxmlformats.org/drawingml/2006/wordprocessingDrawing" xmlns:w10="urn:schemas-microsoft-com:office:word" xmlns:w="http://schemas.openxmlformats.org/wordprocessingml/2006/main" xmlns:w14="http://schemas.microsoft.com/office/word/2010/wordml" xmlns:w15="http://schemas.microsoft.com/office/word/2012/wordml" xmlns:w16cex="http://schemas.microsoft.com/office/word/2018/wordml/cex" xmlns:w16cid="http://schemas.microsoft.com/office/word/2016/wordml/cid" xmlns:w16="http://schemas.microsoft.com/office/word/2018/wordml" xmlns:w16du="http://schemas.microsoft.com/office/word/2023/wordml/word16du" xmlns:w16sdtdh="http://schemas.microsoft.com/office/word/2020/wordml/sdtdatahash" xmlns:w16sdtfl="http://schemas.microsoft.com/office/word/2024/wordml/sdtformatlock" xmlns:w16se="http://schemas.microsoft.com/office/word/2015/wordml/symex" xmlns:wpg="http://schemas.microsoft.com/office/word/2010/wordprocessingGroup" xmlns:wpi="http://schemas.microsoft.com/office/word/2010/wordprocessingInk" xmlns:wne="http://schemas.microsoft.com/office/word/2006/wordml" xmlns:wps="http://schemas.microsoft.com/office/word/2010/wordprocessingShape" mc:Ignorable="w14 w15 w16se w16cid w16 w16cex w16sdtdh w16sdtfl w16du wp14">
   <w:body>
     <w:sdt>
       <w:sdtPr>
@@ -2264,16 +2264,15 @@
     </w:p>
     <w:p>
       <w:r>
-        <w:t>Az új felhasználók regisztrációs adatai rögzítésre kerülnek, ideértve többek között</w:t>
+        <w:t xml:space="preserve">Az új felhasználók regisztrációs adatai rögzítésre kerülnek, ideértve többek között a felhasználónevet, jelszót, e-mail címet, teljes nevet és a szerepkört, ha már létezik a felhasználónak fiókja akkor tovább viszi a bejelentkezés </w:t>
       </w:r>
+      <w:proofErr w:type="gramStart"/>
       <w:r>
-        <w:t xml:space="preserve"> </w:t>
+        <w:t>részre</w:t>
       </w:r>
+      <w:proofErr w:type="gramEnd"/>
       <w:r>
-        <w:t>a felhasználónevet, jelszót, e-mail címet, teljes nevet és a szerepkört</w:t>
-      </w:r>
-      <w:r>
-        <w:t>, ha már létezik a felhasználónak fiókja akkor tovább viszi a bejelentkezés részre illetve értesítést kap arról, hogy már létezik fiók a megadott e-mail címen.</w:t>
+        <w:t xml:space="preserve"> illetve értesítést kap arról, hogy már létezik fiók a megadott e-mail címen.</w:t>
       </w:r>
     </w:p>
     <w:p>
@@ -2696,7 +2695,7 @@
 </file>
 
 <file path=word/endnotes.xml><?xml version="1.0" encoding="utf-8"?>
-<w:endnotes xmlns:wpc="http://schemas.microsoft.com/office/word/2010/wordprocessingCanvas" xmlns:cx="http://schemas.microsoft.com/office/drawing/2014/chartex" xmlns:cx1="http://schemas.microsoft.com/office/drawing/2015/9/8/chartex" xmlns:cx2="http://schemas.microsoft.com/office/drawing/2015/10/21/chartex" xmlns:cx3="http://schemas.microsoft.com/office/drawing/2016/5/9/chartex" xmlns:cx4="http://schemas.microsoft.com/office/drawing/2016/5/10/chartex" xmlns:cx5="http://schemas.microsoft.com/office/drawing/2016/5/11/chartex" xmlns:cx6="http://schemas.microsoft.com/office/drawing/2016/5/12/chartex" xmlns:cx7="http://schemas.microsoft.com/office/drawing/2016/5/13/chartex" xmlns:cx8="http://schemas.microsoft.com/office/drawing/2016/5/14/chartex" xmlns:mc="http://schemas.openxmlformats.org/markup-compatibility/2006" xmlns:aink="http://schemas.microsoft.com/office/drawing/2016/ink" xmlns:am3d="http://schemas.microsoft.com/office/drawing/2017/model3d" xmlns:o="urn:schemas-microsoft-com:office:office" xmlns:r="http://schemas.openxmlformats.org/officeDocument/2006/relationships" xmlns:m="http://schemas.openxmlformats.org/officeDocument/2006/math" xmlns:v="urn:schemas-microsoft-com:vml" xmlns:wp14="http://schemas.microsoft.com/office/word/2010/wordprocessingDrawing" xmlns:wp="http://schemas.openxmlformats.org/drawingml/2006/wordprocessingDrawing" xmlns:w10="urn:schemas-microsoft-com:office:word" xmlns:w="http://schemas.openxmlformats.org/wordprocessingml/2006/main" xmlns:w14="http://schemas.microsoft.com/office/word/2010/wordml" xmlns:w15="http://schemas.microsoft.com/office/word/2012/wordml" xmlns:w16cex="http://schemas.microsoft.com/office/word/2018/wordml/cex" xmlns:w16cid="http://schemas.microsoft.com/office/word/2016/wordml/cid" xmlns:w16="http://schemas.microsoft.com/office/word/2018/wordml" xmlns:w16sdtdh="http://schemas.microsoft.com/office/word/2020/wordml/sdtdatahash" xmlns:w16se="http://schemas.microsoft.com/office/word/2015/wordml/symex" xmlns:wpg="http://schemas.microsoft.com/office/word/2010/wordprocessingGroup" xmlns:wpi="http://schemas.microsoft.com/office/word/2010/wordprocessingInk" xmlns:wne="http://schemas.microsoft.com/office/word/2006/wordml" xmlns:wps="http://schemas.microsoft.com/office/word/2010/wordprocessingShape" mc:Ignorable="w14 w15 w16se w16cid w16 w16cex w16sdtdh wp14">
+<w:endnotes xmlns:wpc="http://schemas.microsoft.com/office/word/2010/wordprocessingCanvas" xmlns:cx="http://schemas.microsoft.com/office/drawing/2014/chartex" xmlns:cx1="http://schemas.microsoft.com/office/drawing/2015/9/8/chartex" xmlns:cx2="http://schemas.microsoft.com/office/drawing/2015/10/21/chartex" xmlns:cx3="http://schemas.microsoft.com/office/drawing/2016/5/9/chartex" xmlns:cx4="http://schemas.microsoft.com/office/drawing/2016/5/10/chartex" xmlns:cx5="http://schemas.microsoft.com/office/drawing/2016/5/11/chartex" xmlns:cx6="http://schemas.microsoft.com/office/drawing/2016/5/12/chartex" xmlns:cx7="http://schemas.microsoft.com/office/drawing/2016/5/13/chartex" xmlns:cx8="http://schemas.microsoft.com/office/drawing/2016/5/14/chartex" xmlns:mc="http://schemas.openxmlformats.org/markup-compatibility/2006" xmlns:aink="http://schemas.microsoft.com/office/drawing/2016/ink" xmlns:am3d="http://schemas.microsoft.com/office/drawing/2017/model3d" xmlns:o="urn:schemas-microsoft-com:office:office" xmlns:oel="http://schemas.microsoft.com/office/2019/extlst" xmlns:r="http://schemas.openxmlformats.org/officeDocument/2006/relationships" xmlns:m="http://schemas.openxmlformats.org/officeDocument/2006/math" xmlns:v="urn:schemas-microsoft-com:vml" xmlns:wp14="http://schemas.microsoft.com/office/word/2010/wordprocessingDrawing" xmlns:wp="http://schemas.openxmlformats.org/drawingml/2006/wordprocessingDrawing" xmlns:w10="urn:schemas-microsoft-com:office:word" xmlns:w="http://schemas.openxmlformats.org/wordprocessingml/2006/main" xmlns:w14="http://schemas.microsoft.com/office/word/2010/wordml" xmlns:w15="http://schemas.microsoft.com/office/word/2012/wordml" xmlns:w16cex="http://schemas.microsoft.com/office/word/2018/wordml/cex" xmlns:w16cid="http://schemas.microsoft.com/office/word/2016/wordml/cid" xmlns:w16="http://schemas.microsoft.com/office/word/2018/wordml" xmlns:w16du="http://schemas.microsoft.com/office/word/2023/wordml/word16du" xmlns:w16sdtdh="http://schemas.microsoft.com/office/word/2020/wordml/sdtdatahash" xmlns:w16sdtfl="http://schemas.microsoft.com/office/word/2024/wordml/sdtformatlock" xmlns:w16se="http://schemas.microsoft.com/office/word/2015/wordml/symex" xmlns:wpg="http://schemas.microsoft.com/office/word/2010/wordprocessingGroup" xmlns:wpi="http://schemas.microsoft.com/office/word/2010/wordprocessingInk" xmlns:wne="http://schemas.microsoft.com/office/word/2006/wordml" xmlns:wps="http://schemas.microsoft.com/office/word/2010/wordprocessingShape" mc:Ignorable="w14 w15 w16se w16cid w16 w16cex w16sdtdh w16sdtfl w16du wp14">
   <w:endnote w:type="separator" w:id="-1">
     <w:p>
       <w:pPr>
@@ -2721,7 +2720,7 @@
 </file>
 
 <file path=word/footer1.xml><?xml version="1.0" encoding="utf-8"?>
-<w:ftr xmlns:wpc="http://schemas.microsoft.com/office/word/2010/wordprocessingCanvas" xmlns:cx="http://schemas.microsoft.com/office/drawing/2014/chartex" xmlns:cx1="http://schemas.microsoft.com/office/drawing/2015/9/8/chartex" xmlns:cx2="http://schemas.microsoft.com/office/drawing/2015/10/21/chartex" xmlns:cx3="http://schemas.microsoft.com/office/drawing/2016/5/9/chartex" xmlns:cx4="http://schemas.microsoft.com/office/drawing/2016/5/10/chartex" xmlns:cx5="http://schemas.microsoft.com/office/drawing/2016/5/11/chartex" xmlns:cx6="http://schemas.microsoft.com/office/drawing/2016/5/12/chartex" xmlns:cx7="http://schemas.microsoft.com/office/drawing/2016/5/13/chartex" xmlns:cx8="http://schemas.microsoft.com/office/drawing/2016/5/14/chartex" xmlns:mc="http://schemas.openxmlformats.org/markup-compatibility/2006" xmlns:aink="http://schemas.microsoft.com/office/drawing/2016/ink" xmlns:am3d="http://schemas.microsoft.com/office/drawing/2017/model3d" xmlns:o="urn:schemas-microsoft-com:office:office" xmlns:r="http://schemas.openxmlformats.org/officeDocument/2006/relationships" xmlns:m="http://schemas.openxmlformats.org/officeDocument/2006/math" xmlns:v="urn:schemas-microsoft-com:vml" xmlns:wp14="http://schemas.microsoft.com/office/word/2010/wordprocessingDrawing" xmlns:wp="http://schemas.openxmlformats.org/drawingml/2006/wordprocessingDrawing" xmlns:w10="urn:schemas-microsoft-com:office:word" xmlns:w="http://schemas.openxmlformats.org/wordprocessingml/2006/main" xmlns:w14="http://schemas.microsoft.com/office/word/2010/wordml" xmlns:w15="http://schemas.microsoft.com/office/word/2012/wordml" xmlns:w16cex="http://schemas.microsoft.com/office/word/2018/wordml/cex" xmlns:w16cid="http://schemas.microsoft.com/office/word/2016/wordml/cid" xmlns:w16="http://schemas.microsoft.com/office/word/2018/wordml" xmlns:w16sdtdh="http://schemas.microsoft.com/office/word/2020/wordml/sdtdatahash" xmlns:w16se="http://schemas.microsoft.com/office/word/2015/wordml/symex" xmlns:wpg="http://schemas.microsoft.com/office/word/2010/wordprocessingGroup" xmlns:wpi="http://schemas.microsoft.com/office/word/2010/wordprocessingInk" xmlns:wne="http://schemas.microsoft.com/office/word/2006/wordml" xmlns:wps="http://schemas.microsoft.com/office/word/2010/wordprocessingShape" mc:Ignorable="w14 w15 w16se w16cid w16 w16cex w16sdtdh wp14">
+<w:ftr xmlns:wpc="http://schemas.microsoft.com/office/word/2010/wordprocessingCanvas" xmlns:cx="http://schemas.microsoft.com/office/drawing/2014/chartex" xmlns:cx1="http://schemas.microsoft.com/office/drawing/2015/9/8/chartex" xmlns:cx2="http://schemas.microsoft.com/office/drawing/2015/10/21/chartex" xmlns:cx3="http://schemas.microsoft.com/office/drawing/2016/5/9/chartex" xmlns:cx4="http://schemas.microsoft.com/office/drawing/2016/5/10/chartex" xmlns:cx5="http://schemas.microsoft.com/office/drawing/2016/5/11/chartex" xmlns:cx6="http://schemas.microsoft.com/office/drawing/2016/5/12/chartex" xmlns:cx7="http://schemas.microsoft.com/office/drawing/2016/5/13/chartex" xmlns:cx8="http://schemas.microsoft.com/office/drawing/2016/5/14/chartex" xmlns:mc="http://schemas.openxmlformats.org/markup-compatibility/2006" xmlns:aink="http://schemas.microsoft.com/office/drawing/2016/ink" xmlns:am3d="http://schemas.microsoft.com/office/drawing/2017/model3d" xmlns:o="urn:schemas-microsoft-com:office:office" xmlns:oel="http://schemas.microsoft.com/office/2019/extlst" xmlns:r="http://schemas.openxmlformats.org/officeDocument/2006/relationships" xmlns:m="http://schemas.openxmlformats.org/officeDocument/2006/math" xmlns:v="urn:schemas-microsoft-com:vml" xmlns:wp14="http://schemas.microsoft.com/office/word/2010/wordprocessingDrawing" xmlns:wp="http://schemas.openxmlformats.org/drawingml/2006/wordprocessingDrawing" xmlns:w10="urn:schemas-microsoft-com:office:word" xmlns:w="http://schemas.openxmlformats.org/wordprocessingml/2006/main" xmlns:w14="http://schemas.microsoft.com/office/word/2010/wordml" xmlns:w15="http://schemas.microsoft.com/office/word/2012/wordml" xmlns:w16cex="http://schemas.microsoft.com/office/word/2018/wordml/cex" xmlns:w16cid="http://schemas.microsoft.com/office/word/2016/wordml/cid" xmlns:w16="http://schemas.microsoft.com/office/word/2018/wordml" xmlns:w16du="http://schemas.microsoft.com/office/word/2023/wordml/word16du" xmlns:w16sdtdh="http://schemas.microsoft.com/office/word/2020/wordml/sdtdatahash" xmlns:w16sdtfl="http://schemas.microsoft.com/office/word/2024/wordml/sdtformatlock" xmlns:w16se="http://schemas.microsoft.com/office/word/2015/wordml/symex" xmlns:wpg="http://schemas.microsoft.com/office/word/2010/wordprocessingGroup" xmlns:wpi="http://schemas.microsoft.com/office/word/2010/wordprocessingInk" xmlns:wne="http://schemas.microsoft.com/office/word/2006/wordml" xmlns:wps="http://schemas.microsoft.com/office/word/2010/wordprocessingShape" mc:Ignorable="w14 w15 w16se w16cid w16 w16cex w16sdtdh w16sdtfl w16du wp14">
   <w:p>
     <w:pPr>
       <w:pStyle w:val="llb"/>
@@ -3025,7 +3024,7 @@
 </file>
 
 <file path=word/footer2.xml><?xml version="1.0" encoding="utf-8"?>
-<w:ftr xmlns:wpc="http://schemas.microsoft.com/office/word/2010/wordprocessingCanvas" xmlns:cx="http://schemas.microsoft.com/office/drawing/2014/chartex" xmlns:cx1="http://schemas.microsoft.com/office/drawing/2015/9/8/chartex" xmlns:cx2="http://schemas.microsoft.com/office/drawing/2015/10/21/chartex" xmlns:cx3="http://schemas.microsoft.com/office/drawing/2016/5/9/chartex" xmlns:cx4="http://schemas.microsoft.com/office/drawing/2016/5/10/chartex" xmlns:cx5="http://schemas.microsoft.com/office/drawing/2016/5/11/chartex" xmlns:cx6="http://schemas.microsoft.com/office/drawing/2016/5/12/chartex" xmlns:cx7="http://schemas.microsoft.com/office/drawing/2016/5/13/chartex" xmlns:cx8="http://schemas.microsoft.com/office/drawing/2016/5/14/chartex" xmlns:mc="http://schemas.openxmlformats.org/markup-compatibility/2006" xmlns:aink="http://schemas.microsoft.com/office/drawing/2016/ink" xmlns:am3d="http://schemas.microsoft.com/office/drawing/2017/model3d" xmlns:o="urn:schemas-microsoft-com:office:office" xmlns:r="http://schemas.openxmlformats.org/officeDocument/2006/relationships" xmlns:m="http://schemas.openxmlformats.org/officeDocument/2006/math" xmlns:v="urn:schemas-microsoft-com:vml" xmlns:wp14="http://schemas.microsoft.com/office/word/2010/wordprocessingDrawing" xmlns:wp="http://schemas.openxmlformats.org/drawingml/2006/wordprocessingDrawing" xmlns:w10="urn:schemas-microsoft-com:office:word" xmlns:w="http://schemas.openxmlformats.org/wordprocessingml/2006/main" xmlns:w14="http://schemas.microsoft.com/office/word/2010/wordml" xmlns:w15="http://schemas.microsoft.com/office/word/2012/wordml" xmlns:w16cex="http://schemas.microsoft.com/office/word/2018/wordml/cex" xmlns:w16cid="http://schemas.microsoft.com/office/word/2016/wordml/cid" xmlns:w16="http://schemas.microsoft.com/office/word/2018/wordml" xmlns:w16sdtdh="http://schemas.microsoft.com/office/word/2020/wordml/sdtdatahash" xmlns:w16se="http://schemas.microsoft.com/office/word/2015/wordml/symex" xmlns:wpg="http://schemas.microsoft.com/office/word/2010/wordprocessingGroup" xmlns:wpi="http://schemas.microsoft.com/office/word/2010/wordprocessingInk" xmlns:wne="http://schemas.microsoft.com/office/word/2006/wordml" xmlns:wps="http://schemas.microsoft.com/office/word/2010/wordprocessingShape" mc:Ignorable="w14 w15 w16se w16cid w16 w16cex w16sdtdh wp14">
+<w:ftr xmlns:wpc="http://schemas.microsoft.com/office/word/2010/wordprocessingCanvas" xmlns:cx="http://schemas.microsoft.com/office/drawing/2014/chartex" xmlns:cx1="http://schemas.microsoft.com/office/drawing/2015/9/8/chartex" xmlns:cx2="http://schemas.microsoft.com/office/drawing/2015/10/21/chartex" xmlns:cx3="http://schemas.microsoft.com/office/drawing/2016/5/9/chartex" xmlns:cx4="http://schemas.microsoft.com/office/drawing/2016/5/10/chartex" xmlns:cx5="http://schemas.microsoft.com/office/drawing/2016/5/11/chartex" xmlns:cx6="http://schemas.microsoft.com/office/drawing/2016/5/12/chartex" xmlns:cx7="http://schemas.microsoft.com/office/drawing/2016/5/13/chartex" xmlns:cx8="http://schemas.microsoft.com/office/drawing/2016/5/14/chartex" xmlns:mc="http://schemas.openxmlformats.org/markup-compatibility/2006" xmlns:aink="http://schemas.microsoft.com/office/drawing/2016/ink" xmlns:am3d="http://schemas.microsoft.com/office/drawing/2017/model3d" xmlns:o="urn:schemas-microsoft-com:office:office" xmlns:oel="http://schemas.microsoft.com/office/2019/extlst" xmlns:r="http://schemas.openxmlformats.org/officeDocument/2006/relationships" xmlns:m="http://schemas.openxmlformats.org/officeDocument/2006/math" xmlns:v="urn:schemas-microsoft-com:vml" xmlns:wp14="http://schemas.microsoft.com/office/word/2010/wordprocessingDrawing" xmlns:wp="http://schemas.openxmlformats.org/drawingml/2006/wordprocessingDrawing" xmlns:w10="urn:schemas-microsoft-com:office:word" xmlns:w="http://schemas.openxmlformats.org/wordprocessingml/2006/main" xmlns:w14="http://schemas.microsoft.com/office/word/2010/wordml" xmlns:w15="http://schemas.microsoft.com/office/word/2012/wordml" xmlns:w16cex="http://schemas.microsoft.com/office/word/2018/wordml/cex" xmlns:w16cid="http://schemas.microsoft.com/office/word/2016/wordml/cid" xmlns:w16="http://schemas.microsoft.com/office/word/2018/wordml" xmlns:w16du="http://schemas.microsoft.com/office/word/2023/wordml/word16du" xmlns:w16sdtdh="http://schemas.microsoft.com/office/word/2020/wordml/sdtdatahash" xmlns:w16sdtfl="http://schemas.microsoft.com/office/word/2024/wordml/sdtformatlock" xmlns:w16se="http://schemas.microsoft.com/office/word/2015/wordml/symex" xmlns:wpg="http://schemas.microsoft.com/office/word/2010/wordprocessingGroup" xmlns:wpi="http://schemas.microsoft.com/office/word/2010/wordprocessingInk" xmlns:wne="http://schemas.microsoft.com/office/word/2006/wordml" xmlns:wps="http://schemas.microsoft.com/office/word/2010/wordprocessingShape" mc:Ignorable="w14 w15 w16se w16cid w16 w16cex w16sdtdh w16sdtfl w16du wp14">
   <w:p>
     <w:pPr>
       <w:pStyle w:val="llb"/>
@@ -3399,7 +3398,7 @@
 </file>
 
 <file path=word/footnotes.xml><?xml version="1.0" encoding="utf-8"?>
-<w:footnotes xmlns:wpc="http://schemas.microsoft.com/office/word/2010/wordprocessingCanvas" xmlns:cx="http://schemas.microsoft.com/office/drawing/2014/chartex" xmlns:cx1="http://schemas.microsoft.com/office/drawing/2015/9/8/chartex" xmlns:cx2="http://schemas.microsoft.com/office/drawing/2015/10/21/chartex" xmlns:cx3="http://schemas.microsoft.com/office/drawing/2016/5/9/chartex" xmlns:cx4="http://schemas.microsoft.com/office/drawing/2016/5/10/chartex" xmlns:cx5="http://schemas.microsoft.com/office/drawing/2016/5/11/chartex" xmlns:cx6="http://schemas.microsoft.com/office/drawing/2016/5/12/chartex" xmlns:cx7="http://schemas.microsoft.com/office/drawing/2016/5/13/chartex" xmlns:cx8="http://schemas.microsoft.com/office/drawing/2016/5/14/chartex" xmlns:mc="http://schemas.openxmlformats.org/markup-compatibility/2006" xmlns:aink="http://schemas.microsoft.com/office/drawing/2016/ink" xmlns:am3d="http://schemas.microsoft.com/office/drawing/2017/model3d" xmlns:o="urn:schemas-microsoft-com:office:office" xmlns:r="http://schemas.openxmlformats.org/officeDocument/2006/relationships" xmlns:m="http://schemas.openxmlformats.org/officeDocument/2006/math" xmlns:v="urn:schemas-microsoft-com:vml" xmlns:wp14="http://schemas.microsoft.com/office/word/2010/wordprocessingDrawing" xmlns:wp="http://schemas.openxmlformats.org/drawingml/2006/wordprocessingDrawing" xmlns:w10="urn:schemas-microsoft-com:office:word" xmlns:w="http://schemas.openxmlformats.org/wordprocessingml/2006/main" xmlns:w14="http://schemas.microsoft.com/office/word/2010/wordml" xmlns:w15="http://schemas.microsoft.com/office/word/2012/wordml" xmlns:w16cex="http://schemas.microsoft.com/office/word/2018/wordml/cex" xmlns:w16cid="http://schemas.microsoft.com/office/word/2016/wordml/cid" xmlns:w16="http://schemas.microsoft.com/office/word/2018/wordml" xmlns:w16sdtdh="http://schemas.microsoft.com/office/word/2020/wordml/sdtdatahash" xmlns:w16se="http://schemas.microsoft.com/office/word/2015/wordml/symex" xmlns:wpg="http://schemas.microsoft.com/office/word/2010/wordprocessingGroup" xmlns:wpi="http://schemas.microsoft.com/office/word/2010/wordprocessingInk" xmlns:wne="http://schemas.microsoft.com/office/word/2006/wordml" xmlns:wps="http://schemas.microsoft.com/office/word/2010/wordprocessingShape" mc:Ignorable="w14 w15 w16se w16cid w16 w16cex w16sdtdh wp14">
+<w:footnotes xmlns:wpc="http://schemas.microsoft.com/office/word/2010/wordprocessingCanvas" xmlns:cx="http://schemas.microsoft.com/office/drawing/2014/chartex" xmlns:cx1="http://schemas.microsoft.com/office/drawing/2015/9/8/chartex" xmlns:cx2="http://schemas.microsoft.com/office/drawing/2015/10/21/chartex" xmlns:cx3="http://schemas.microsoft.com/office/drawing/2016/5/9/chartex" xmlns:cx4="http://schemas.microsoft.com/office/drawing/2016/5/10/chartex" xmlns:cx5="http://schemas.microsoft.com/office/drawing/2016/5/11/chartex" xmlns:cx6="http://schemas.microsoft.com/office/drawing/2016/5/12/chartex" xmlns:cx7="http://schemas.microsoft.com/office/drawing/2016/5/13/chartex" xmlns:cx8="http://schemas.microsoft.com/office/drawing/2016/5/14/chartex" xmlns:mc="http://schemas.openxmlformats.org/markup-compatibility/2006" xmlns:aink="http://schemas.microsoft.com/office/drawing/2016/ink" xmlns:am3d="http://schemas.microsoft.com/office/drawing/2017/model3d" xmlns:o="urn:schemas-microsoft-com:office:office" xmlns:oel="http://schemas.microsoft.com/office/2019/extlst" xmlns:r="http://schemas.openxmlformats.org/officeDocument/2006/relationships" xmlns:m="http://schemas.openxmlformats.org/officeDocument/2006/math" xmlns:v="urn:schemas-microsoft-com:vml" xmlns:wp14="http://schemas.microsoft.com/office/word/2010/wordprocessingDrawing" xmlns:wp="http://schemas.openxmlformats.org/drawingml/2006/wordprocessingDrawing" xmlns:w10="urn:schemas-microsoft-com:office:word" xmlns:w="http://schemas.openxmlformats.org/wordprocessingml/2006/main" xmlns:w14="http://schemas.microsoft.com/office/word/2010/wordml" xmlns:w15="http://schemas.microsoft.com/office/word/2012/wordml" xmlns:w16cex="http://schemas.microsoft.com/office/word/2018/wordml/cex" xmlns:w16cid="http://schemas.microsoft.com/office/word/2016/wordml/cid" xmlns:w16="http://schemas.microsoft.com/office/word/2018/wordml" xmlns:w16du="http://schemas.microsoft.com/office/word/2023/wordml/word16du" xmlns:w16sdtdh="http://schemas.microsoft.com/office/word/2020/wordml/sdtdatahash" xmlns:w16sdtfl="http://schemas.microsoft.com/office/word/2024/wordml/sdtformatlock" xmlns:w16se="http://schemas.microsoft.com/office/word/2015/wordml/symex" xmlns:wpg="http://schemas.microsoft.com/office/word/2010/wordprocessingGroup" xmlns:wpi="http://schemas.microsoft.com/office/word/2010/wordprocessingInk" xmlns:wne="http://schemas.microsoft.com/office/word/2006/wordml" xmlns:wps="http://schemas.microsoft.com/office/word/2010/wordprocessingShape" mc:Ignorable="w14 w15 w16se w16cid w16 w16cex w16sdtdh w16sdtfl w16du wp14">
   <w:footnote w:type="separator" w:id="-1">
     <w:p>
       <w:pPr>
@@ -3424,7 +3423,7 @@
 </file>
 
 <file path=word/header1.xml><?xml version="1.0" encoding="utf-8"?>
-<w:hdr xmlns:wpc="http://schemas.microsoft.com/office/word/2010/wordprocessingCanvas" xmlns:cx="http://schemas.microsoft.com/office/drawing/2014/chartex" xmlns:cx1="http://schemas.microsoft.com/office/drawing/2015/9/8/chartex" xmlns:cx2="http://schemas.microsoft.com/office/drawing/2015/10/21/chartex" xmlns:cx3="http://schemas.microsoft.com/office/drawing/2016/5/9/chartex" xmlns:cx4="http://schemas.microsoft.com/office/drawing/2016/5/10/chartex" xmlns:cx5="http://schemas.microsoft.com/office/drawing/2016/5/11/chartex" xmlns:cx6="http://schemas.microsoft.com/office/drawing/2016/5/12/chartex" xmlns:cx7="http://schemas.microsoft.com/office/drawing/2016/5/13/chartex" xmlns:cx8="http://schemas.microsoft.com/office/drawing/2016/5/14/chartex" xmlns:mc="http://schemas.openxmlformats.org/markup-compatibility/2006" xmlns:aink="http://schemas.microsoft.com/office/drawing/2016/ink" xmlns:am3d="http://schemas.microsoft.com/office/drawing/2017/model3d" xmlns:o="urn:schemas-microsoft-com:office:office" xmlns:r="http://schemas.openxmlformats.org/officeDocument/2006/relationships" xmlns:m="http://schemas.openxmlformats.org/officeDocument/2006/math" xmlns:v="urn:schemas-microsoft-com:vml" xmlns:wp14="http://schemas.microsoft.com/office/word/2010/wordprocessingDrawing" xmlns:wp="http://schemas.openxmlformats.org/drawingml/2006/wordprocessingDrawing" xmlns:w10="urn:schemas-microsoft-com:office:word" xmlns:w="http://schemas.openxmlformats.org/wordprocessingml/2006/main" xmlns:w14="http://schemas.microsoft.com/office/word/2010/wordml" xmlns:w15="http://schemas.microsoft.com/office/word/2012/wordml" xmlns:w16cex="http://schemas.microsoft.com/office/word/2018/wordml/cex" xmlns:w16cid="http://schemas.microsoft.com/office/word/2016/wordml/cid" xmlns:w16="http://schemas.microsoft.com/office/word/2018/wordml" xmlns:w16sdtdh="http://schemas.microsoft.com/office/word/2020/wordml/sdtdatahash" xmlns:w16se="http://schemas.microsoft.com/office/word/2015/wordml/symex" xmlns:wpg="http://schemas.microsoft.com/office/word/2010/wordprocessingGroup" xmlns:wpi="http://schemas.microsoft.com/office/word/2010/wordprocessingInk" xmlns:wne="http://schemas.microsoft.com/office/word/2006/wordml" xmlns:wps="http://schemas.microsoft.com/office/word/2010/wordprocessingShape" mc:Ignorable="w14 w15 w16se w16cid w16 w16cex w16sdtdh wp14">
+<w:hdr xmlns:wpc="http://schemas.microsoft.com/office/word/2010/wordprocessingCanvas" xmlns:cx="http://schemas.microsoft.com/office/drawing/2014/chartex" xmlns:cx1="http://schemas.microsoft.com/office/drawing/2015/9/8/chartex" xmlns:cx2="http://schemas.microsoft.com/office/drawing/2015/10/21/chartex" xmlns:cx3="http://schemas.microsoft.com/office/drawing/2016/5/9/chartex" xmlns:cx4="http://schemas.microsoft.com/office/drawing/2016/5/10/chartex" xmlns:cx5="http://schemas.microsoft.com/office/drawing/2016/5/11/chartex" xmlns:cx6="http://schemas.microsoft.com/office/drawing/2016/5/12/chartex" xmlns:cx7="http://schemas.microsoft.com/office/drawing/2016/5/13/chartex" xmlns:cx8="http://schemas.microsoft.com/office/drawing/2016/5/14/chartex" xmlns:mc="http://schemas.openxmlformats.org/markup-compatibility/2006" xmlns:aink="http://schemas.microsoft.com/office/drawing/2016/ink" xmlns:am3d="http://schemas.microsoft.com/office/drawing/2017/model3d" xmlns:o="urn:schemas-microsoft-com:office:office" xmlns:oel="http://schemas.microsoft.com/office/2019/extlst" xmlns:r="http://schemas.openxmlformats.org/officeDocument/2006/relationships" xmlns:m="http://schemas.openxmlformats.org/officeDocument/2006/math" xmlns:v="urn:schemas-microsoft-com:vml" xmlns:wp14="http://schemas.microsoft.com/office/word/2010/wordprocessingDrawing" xmlns:wp="http://schemas.openxmlformats.org/drawingml/2006/wordprocessingDrawing" xmlns:w10="urn:schemas-microsoft-com:office:word" xmlns:w="http://schemas.openxmlformats.org/wordprocessingml/2006/main" xmlns:w14="http://schemas.microsoft.com/office/word/2010/wordml" xmlns:w15="http://schemas.microsoft.com/office/word/2012/wordml" xmlns:w16cex="http://schemas.microsoft.com/office/word/2018/wordml/cex" xmlns:w16cid="http://schemas.microsoft.com/office/word/2016/wordml/cid" xmlns:w16="http://schemas.microsoft.com/office/word/2018/wordml" xmlns:w16du="http://schemas.microsoft.com/office/word/2023/wordml/word16du" xmlns:w16sdtdh="http://schemas.microsoft.com/office/word/2020/wordml/sdtdatahash" xmlns:w16sdtfl="http://schemas.microsoft.com/office/word/2024/wordml/sdtformatlock" xmlns:w16se="http://schemas.microsoft.com/office/word/2015/wordml/symex" xmlns:wpg="http://schemas.microsoft.com/office/word/2010/wordprocessingGroup" xmlns:wpi="http://schemas.microsoft.com/office/word/2010/wordprocessingInk" xmlns:wne="http://schemas.microsoft.com/office/word/2006/wordml" xmlns:wps="http://schemas.microsoft.com/office/word/2010/wordprocessingShape" mc:Ignorable="w14 w15 w16se w16cid w16 w16cex w16sdtdh w16sdtfl w16du wp14">
   <w:tbl>
     <w:tblPr>
       <w:tblW w:w="5000" w:type="pct"/>
@@ -3614,7 +3613,7 @@
 </file>
 
 <file path=word/numbering.xml><?xml version="1.0" encoding="utf-8"?>
-<w:numbering xmlns:wpc="http://schemas.microsoft.com/office/word/2010/wordprocessingCanvas" xmlns:cx="http://schemas.microsoft.com/office/drawing/2014/chartex" xmlns:cx1="http://schemas.microsoft.com/office/drawing/2015/9/8/chartex" xmlns:cx2="http://schemas.microsoft.com/office/drawing/2015/10/21/chartex" xmlns:cx3="http://schemas.microsoft.com/office/drawing/2016/5/9/chartex" xmlns:cx4="http://schemas.microsoft.com/office/drawing/2016/5/10/chartex" xmlns:cx5="http://schemas.microsoft.com/office/drawing/2016/5/11/chartex" xmlns:cx6="http://schemas.microsoft.com/office/drawing/2016/5/12/chartex" xmlns:cx7="http://schemas.microsoft.com/office/drawing/2016/5/13/chartex" xmlns:cx8="http://schemas.microsoft.com/office/drawing/2016/5/14/chartex" xmlns:mc="http://schemas.openxmlformats.org/markup-compatibility/2006" xmlns:aink="http://schemas.microsoft.com/office/drawing/2016/ink" xmlns:am3d="http://schemas.microsoft.com/office/drawing/2017/model3d" xmlns:o="urn:schemas-microsoft-com:office:office" xmlns:r="http://schemas.openxmlformats.org/officeDocument/2006/relationships" xmlns:m="http://schemas.openxmlformats.org/officeDocument/2006/math" xmlns:v="urn:schemas-microsoft-com:vml" xmlns:wp14="http://schemas.microsoft.com/office/word/2010/wordprocessingDrawing" xmlns:wp="http://schemas.openxmlformats.org/drawingml/2006/wordprocessingDrawing" xmlns:w10="urn:schemas-microsoft-com:office:word" xmlns:w="http://schemas.openxmlformats.org/wordprocessingml/2006/main" xmlns:w14="http://schemas.microsoft.com/office/word/2010/wordml" xmlns:w15="http://schemas.microsoft.com/office/word/2012/wordml" xmlns:w16cex="http://schemas.microsoft.com/office/word/2018/wordml/cex" xmlns:w16cid="http://schemas.microsoft.com/office/word/2016/wordml/cid" xmlns:w16="http://schemas.microsoft.com/office/word/2018/wordml" xmlns:w16sdtdh="http://schemas.microsoft.com/office/word/2020/wordml/sdtdatahash" xmlns:w16se="http://schemas.microsoft.com/office/word/2015/wordml/symex" xmlns:wpg="http://schemas.microsoft.com/office/word/2010/wordprocessingGroup" xmlns:wpi="http://schemas.microsoft.com/office/word/2010/wordprocessingInk" xmlns:wne="http://schemas.microsoft.com/office/word/2006/wordml" xmlns:wps="http://schemas.microsoft.com/office/word/2010/wordprocessingShape" mc:Ignorable="w14 w15 w16se w16cid w16 w16cex w16sdtdh wp14">
+<w:numbering xmlns:wpc="http://schemas.microsoft.com/office/word/2010/wordprocessingCanvas" xmlns:cx="http://schemas.microsoft.com/office/drawing/2014/chartex" xmlns:cx1="http://schemas.microsoft.com/office/drawing/2015/9/8/chartex" xmlns:cx2="http://schemas.microsoft.com/office/drawing/2015/10/21/chartex" xmlns:cx3="http://schemas.microsoft.com/office/drawing/2016/5/9/chartex" xmlns:cx4="http://schemas.microsoft.com/office/drawing/2016/5/10/chartex" xmlns:cx5="http://schemas.microsoft.com/office/drawing/2016/5/11/chartex" xmlns:cx6="http://schemas.microsoft.com/office/drawing/2016/5/12/chartex" xmlns:cx7="http://schemas.microsoft.com/office/drawing/2016/5/13/chartex" xmlns:cx8="http://schemas.microsoft.com/office/drawing/2016/5/14/chartex" xmlns:mc="http://schemas.openxmlformats.org/markup-compatibility/2006" xmlns:aink="http://schemas.microsoft.com/office/drawing/2016/ink" xmlns:am3d="http://schemas.microsoft.com/office/drawing/2017/model3d" xmlns:o="urn:schemas-microsoft-com:office:office" xmlns:oel="http://schemas.microsoft.com/office/2019/extlst" xmlns:r="http://schemas.openxmlformats.org/officeDocument/2006/relationships" xmlns:m="http://schemas.openxmlformats.org/officeDocument/2006/math" xmlns:v="urn:schemas-microsoft-com:vml" xmlns:wp14="http://schemas.microsoft.com/office/word/2010/wordprocessingDrawing" xmlns:wp="http://schemas.openxmlformats.org/drawingml/2006/wordprocessingDrawing" xmlns:w10="urn:schemas-microsoft-com:office:word" xmlns:w="http://schemas.openxmlformats.org/wordprocessingml/2006/main" xmlns:w14="http://schemas.microsoft.com/office/word/2010/wordml" xmlns:w15="http://schemas.microsoft.com/office/word/2012/wordml" xmlns:w16cex="http://schemas.microsoft.com/office/word/2018/wordml/cex" xmlns:w16cid="http://schemas.microsoft.com/office/word/2016/wordml/cid" xmlns:w16="http://schemas.microsoft.com/office/word/2018/wordml" xmlns:w16du="http://schemas.microsoft.com/office/word/2023/wordml/word16du" xmlns:w16sdtdh="http://schemas.microsoft.com/office/word/2020/wordml/sdtdatahash" xmlns:w16sdtfl="http://schemas.microsoft.com/office/word/2024/wordml/sdtformatlock" xmlns:w16se="http://schemas.microsoft.com/office/word/2015/wordml/symex" xmlns:wpg="http://schemas.microsoft.com/office/word/2010/wordprocessingGroup" xmlns:wpi="http://schemas.microsoft.com/office/word/2010/wordprocessingInk" xmlns:wne="http://schemas.microsoft.com/office/word/2006/wordml" xmlns:wps="http://schemas.microsoft.com/office/word/2010/wordprocessingShape" mc:Ignorable="w14 w15 w16se w16cid w16 w16cex w16sdtdh w16sdtfl w16du wp14">
   <w:abstractNum w:abstractNumId="0" w15:restartNumberingAfterBreak="0">
     <w:nsid w:val="01205584"/>
     <w:multiLevelType w:val="hybridMultilevel"/>
@@ -6079,77 +6078,77 @@
       </w:rPr>
     </w:lvl>
   </w:abstractNum>
-  <w:num w:numId="1">
+  <w:num w:numId="1" w16cid:durableId="1650212733">
     <w:abstractNumId w:val="13"/>
   </w:num>
-  <w:num w:numId="2">
+  <w:num w:numId="2" w16cid:durableId="257492874">
     <w:abstractNumId w:val="10"/>
   </w:num>
-  <w:num w:numId="3">
+  <w:num w:numId="3" w16cid:durableId="757410652">
     <w:abstractNumId w:val="1"/>
   </w:num>
-  <w:num w:numId="4">
+  <w:num w:numId="4" w16cid:durableId="1560558055">
     <w:abstractNumId w:val="5"/>
   </w:num>
-  <w:num w:numId="5">
+  <w:num w:numId="5" w16cid:durableId="2122458872">
     <w:abstractNumId w:val="4"/>
   </w:num>
-  <w:num w:numId="6">
+  <w:num w:numId="6" w16cid:durableId="1308120757">
     <w:abstractNumId w:val="15"/>
   </w:num>
-  <w:num w:numId="7">
+  <w:num w:numId="7" w16cid:durableId="1292128276">
     <w:abstractNumId w:val="19"/>
   </w:num>
-  <w:num w:numId="8">
+  <w:num w:numId="8" w16cid:durableId="452335690">
     <w:abstractNumId w:val="11"/>
   </w:num>
-  <w:num w:numId="9">
+  <w:num w:numId="9" w16cid:durableId="1461528800">
     <w:abstractNumId w:val="8"/>
   </w:num>
-  <w:num w:numId="10">
+  <w:num w:numId="10" w16cid:durableId="1429304235">
     <w:abstractNumId w:val="7"/>
   </w:num>
-  <w:num w:numId="11">
+  <w:num w:numId="11" w16cid:durableId="2003968538">
     <w:abstractNumId w:val="21"/>
   </w:num>
-  <w:num w:numId="12">
+  <w:num w:numId="12" w16cid:durableId="589048250">
     <w:abstractNumId w:val="2"/>
   </w:num>
-  <w:num w:numId="13">
+  <w:num w:numId="13" w16cid:durableId="1234505392">
     <w:abstractNumId w:val="16"/>
   </w:num>
-  <w:num w:numId="14">
+  <w:num w:numId="14" w16cid:durableId="307133391">
     <w:abstractNumId w:val="18"/>
   </w:num>
-  <w:num w:numId="15">
+  <w:num w:numId="15" w16cid:durableId="1643735067">
     <w:abstractNumId w:val="0"/>
   </w:num>
-  <w:num w:numId="16">
+  <w:num w:numId="16" w16cid:durableId="326596171">
     <w:abstractNumId w:val="3"/>
   </w:num>
-  <w:num w:numId="17">
+  <w:num w:numId="17" w16cid:durableId="1182669547">
     <w:abstractNumId w:val="20"/>
   </w:num>
-  <w:num w:numId="18">
+  <w:num w:numId="18" w16cid:durableId="292172045">
     <w:abstractNumId w:val="12"/>
   </w:num>
-  <w:num w:numId="19">
+  <w:num w:numId="19" w16cid:durableId="1700888490">
     <w:abstractNumId w:val="9"/>
   </w:num>
-  <w:num w:numId="20">
+  <w:num w:numId="20" w16cid:durableId="1915159969">
     <w:abstractNumId w:val="6"/>
   </w:num>
-  <w:num w:numId="21">
+  <w:num w:numId="21" w16cid:durableId="2054688395">
     <w:abstractNumId w:val="14"/>
   </w:num>
-  <w:num w:numId="22">
+  <w:num w:numId="22" w16cid:durableId="349376223">
     <w:abstractNumId w:val="17"/>
   </w:num>
 </w:numbering>
 </file>
 
 <file path=word/styles.xml><?xml version="1.0" encoding="utf-8"?>
-<w:styles xmlns:mc="http://schemas.openxmlformats.org/markup-compatibility/2006" xmlns:r="http://schemas.openxmlformats.org/officeDocument/2006/relationships" xmlns:w="http://schemas.openxmlformats.org/wordprocessingml/2006/main" xmlns:w14="http://schemas.microsoft.com/office/word/2010/wordml" xmlns:w15="http://schemas.microsoft.com/office/word/2012/wordml" xmlns:w16cex="http://schemas.microsoft.com/office/word/2018/wordml/cex" xmlns:w16cid="http://schemas.microsoft.com/office/word/2016/wordml/cid" xmlns:w16="http://schemas.microsoft.com/office/word/2018/wordml" xmlns:w16sdtdh="http://schemas.microsoft.com/office/word/2020/wordml/sdtdatahash" xmlns:w16se="http://schemas.microsoft.com/office/word/2015/wordml/symex" mc:Ignorable="w14 w15 w16se w16cid w16 w16cex w16sdtdh">
+<w:styles xmlns:mc="http://schemas.openxmlformats.org/markup-compatibility/2006" xmlns:r="http://schemas.openxmlformats.org/officeDocument/2006/relationships" xmlns:w="http://schemas.openxmlformats.org/wordprocessingml/2006/main" xmlns:w14="http://schemas.microsoft.com/office/word/2010/wordml" xmlns:w15="http://schemas.microsoft.com/office/word/2012/wordml" xmlns:w16cex="http://schemas.microsoft.com/office/word/2018/wordml/cex" xmlns:w16cid="http://schemas.microsoft.com/office/word/2016/wordml/cid" xmlns:w16="http://schemas.microsoft.com/office/word/2018/wordml" xmlns:w16du="http://schemas.microsoft.com/office/word/2023/wordml/word16du" xmlns:w16sdtdh="http://schemas.microsoft.com/office/word/2020/wordml/sdtdatahash" xmlns:w16sdtfl="http://schemas.microsoft.com/office/word/2024/wordml/sdtformatlock" xmlns:w16se="http://schemas.microsoft.com/office/word/2015/wordml/symex" mc:Ignorable="w14 w15 w16se w16cid w16 w16cex w16sdtdh w16sdtfl w16du">
   <w:docDefaults>
     <w:rPrDefault>
       <w:rPr>
